--- a/Bai_thu_hoach_Web_Backend_FastAPI.docx
+++ b/Bai_thu_hoach_Web_Backend_FastAPI.docx
@@ -1,46 +1,31 @@
 
 <file path=word/document.xml><?xml version="1.0" encoding="utf-8"?>
-<w:document xmlns:wpc="http://schemas.microsoft.com/office/word/2010/wordprocessingCanvas" xmlns:cx="http://schemas.microsoft.com/office/drawing/2014/chartex" xmlns:cx1="http://schemas.microsoft.com/office/drawing/2015/9/8/chartex" xmlns:cx2="http://schemas.microsoft.com/office/drawing/2015/10/21/chartex" xmlns:cx3="http://schemas.microsoft.com/office/drawing/2016/5/9/chartex" xmlns:cx4="http://schemas.microsoft.com/office/drawing/2016/5/10/chartex" xmlns:cx5="http://schemas.microsoft.com/office/drawing/2016/5/11/chartex" xmlns:cx6="http://schemas.microsoft.com/office/drawing/2016/5/12/chartex" xmlns:cx7="http://schemas.microsoft.com/office/drawing/2016/5/13/chartex" xmlns:cx8="http://schemas.microsoft.com/office/drawing/2016/5/14/chartex" xmlns:mc="http://schemas.openxmlformats.org/markup-compatibility/2006" xmlns:aink="http://schemas.microsoft.com/office/drawing/2016/ink" xmlns:am3d="http://schemas.microsoft.com/office/drawing/2017/model3d" xmlns:o="urn:schemas-microsoft-com:office:office" xmlns:r="http://schemas.openxmlformats.org/officeDocument/2006/relationships" xmlns:m="http://schemas.openxmlformats.org/officeDocument/2006/math" xmlns:v="urn:schemas-microsoft-com:vml" xmlns:wp14="http://schemas.microsoft.com/office/word/2010/wordprocessingDrawing" xmlns:wp="http://schemas.openxmlformats.org/drawingml/2006/wordprocessingDrawing" xmlns:w10="urn:schemas-microsoft-com:office:word" xmlns:w="http://schemas.openxmlformats.org/wordprocessingml/2006/main" xmlns:w14="http://schemas.microsoft.com/office/word/2010/wordml" xmlns:w15="http://schemas.microsoft.com/office/word/2012/wordml" xmlns:w16cex="http://schemas.microsoft.com/office/word/2018/wordml/cex" xmlns:w16cid="http://schemas.microsoft.com/office/word/2016/wordml/cid" xmlns:w16="http://schemas.microsoft.com/office/word/2018/wordml" xmlns:w16sdtdh="http://schemas.microsoft.com/office/word/2020/wordml/sdtdatahash" xmlns:w16se="http://schemas.microsoft.com/office/word/2015/wordml/symex" xmlns:wpg="http://schemas.microsoft.com/office/word/2010/wordprocessingGroup" xmlns:wpi="http://schemas.microsoft.com/office/word/2010/wordprocessingInk" xmlns:wne="http://schemas.microsoft.com/office/word/2006/wordml" xmlns:wps="http://schemas.microsoft.com/office/word/2010/wordprocessingShape" mc:Ignorable="w14 w15 w16se w16cid w16 w16cex w16sdtdh wp14">
+<w:document xmlns:wpc="http://schemas.microsoft.com/office/word/2010/wordprocessingCanvas" xmlns:cx="http://schemas.microsoft.com/office/drawing/2014/chartex" xmlns:cx1="http://schemas.microsoft.com/office/drawing/2015/9/8/chartex" xmlns:cx2="http://schemas.microsoft.com/office/drawing/2015/10/21/chartex" xmlns:cx3="http://schemas.microsoft.com/office/drawing/2016/5/9/chartex" xmlns:cx4="http://schemas.microsoft.com/office/drawing/2016/5/10/chartex" xmlns:cx5="http://schemas.microsoft.com/office/drawing/2016/5/11/chartex" xmlns:cx6="http://schemas.microsoft.com/office/drawing/2016/5/12/chartex" xmlns:cx7="http://schemas.microsoft.com/office/drawing/2016/5/13/chartex" xmlns:cx8="http://schemas.microsoft.com/office/drawing/2016/5/14/chartex" xmlns:mc="http://schemas.openxmlformats.org/markup-compatibility/2006" xmlns:aink="http://schemas.microsoft.com/office/drawing/2016/ink" xmlns:am3d="http://schemas.microsoft.com/office/drawing/2017/model3d" xmlns:o="urn:schemas-microsoft-com:office:office" xmlns:oel="http://schemas.microsoft.com/office/2019/extlst" xmlns:r="http://schemas.openxmlformats.org/officeDocument/2006/relationships" xmlns:m="http://schemas.openxmlformats.org/officeDocument/2006/math" xmlns:v="urn:schemas-microsoft-com:vml" xmlns:wp14="http://schemas.microsoft.com/office/word/2010/wordprocessingDrawing" xmlns:wp="http://schemas.openxmlformats.org/drawingml/2006/wordprocessingDrawing" xmlns:w10="urn:schemas-microsoft-com:office:word" xmlns:w="http://schemas.openxmlformats.org/wordprocessingml/2006/main" xmlns:w14="http://schemas.microsoft.com/office/word/2010/wordml" xmlns:w15="http://schemas.microsoft.com/office/word/2012/wordml" xmlns:w16cex="http://schemas.microsoft.com/office/word/2018/wordml/cex" xmlns:w16cid="http://schemas.microsoft.com/office/word/2016/wordml/cid" xmlns:w16="http://schemas.microsoft.com/office/word/2018/wordml" xmlns:w16du="http://schemas.microsoft.com/office/word/2023/wordml/word16du" xmlns:w16sdtdh="http://schemas.microsoft.com/office/word/2020/wordml/sdtdatahash" xmlns:w16sdtfl="http://schemas.microsoft.com/office/word/2024/wordml/sdtformatlock" xmlns:w16se="http://schemas.microsoft.com/office/word/2015/wordml/symex" xmlns:wpg="http://schemas.microsoft.com/office/word/2010/wordprocessingGroup" xmlns:wpi="http://schemas.microsoft.com/office/word/2010/wordprocessingInk" xmlns:wne="http://schemas.microsoft.com/office/word/2006/wordml" xmlns:wps="http://schemas.microsoft.com/office/word/2010/wordprocessingShape" mc:Ignorable="w14 w15 w16se w16cid w16 w16cex w16sdtdh w16sdtfl w16du wp14">
   <w:body>
     <w:p>
       <w:pPr>
         <w:pStyle w:val="Heading1"/>
       </w:pPr>
       <w:r>
-        <w:t>BÀI THU HO</w:t>
-      </w:r>
-      <w:r>
-        <w:t>Ạ</w:t>
-      </w:r>
-      <w:r>
-        <w:t>CH TÌM HI</w:t>
-      </w:r>
-      <w:r>
-        <w:t>Ể</w:t>
-      </w:r>
-      <w:r>
-        <w:t>U WEB BACKEND VÀ FASTAPI</w:t>
+        <w:t>BÀI THU HOẠCH TÌM HIỂU WEB BACKEND VÀ FASTAPI</w:t>
       </w:r>
     </w:p>
     <w:p>
       <w:r>
-        <w:t>H</w:t>
+        <w:t xml:space="preserve">Họ và tên: </w:t>
       </w:r>
       <w:r>
-        <w:t>ọ</w:t>
+        <w:t>Huỳnh</w:t>
       </w:r>
       <w:r>
-        <w:t xml:space="preserve"> và tên: Hồ Thanh Tài</w:t>
+        <w:rPr>
+          <w:lang w:val="vi-VN"/>
+        </w:rPr>
+        <w:t xml:space="preserve"> Thị Ánh Hồng</w:t>
       </w:r>
       <w:r>
         <w:br/>
-        <w:t>L</w:t>
-      </w:r>
-      <w:r>
-        <w:t>ớ</w:t>
-      </w:r>
-      <w:r>
-        <w:t xml:space="preserve">p:CNTT6 </w:t>
+        <w:t xml:space="preserve">Lớp:CNTT6 </w:t>
       </w:r>
       <w:r>
         <w:br/>
@@ -51,1751 +36,228 @@
         <w:pStyle w:val="Heading2"/>
       </w:pPr>
       <w:r>
-        <w:t>Ph</w:t>
-      </w:r>
-      <w:r>
-        <w:t>ầ</w:t>
-      </w:r>
-      <w:r>
-        <w:t>n 1: Khái ni</w:t>
-      </w:r>
-      <w:r>
-        <w:t>ệ</w:t>
-      </w:r>
-      <w:r>
-        <w:t>m cơ b</w:t>
-      </w:r>
-      <w:r>
-        <w:t>ả</w:t>
-      </w:r>
-      <w:r>
-        <w:t>n</w:t>
+        <w:t>Phần 1: Khái niệm cơ bản</w:t>
       </w:r>
     </w:p>
     <w:p>
+      <w:pPr>
+        <w:rPr>
+          <w:lang w:val="fr-FR"/>
+        </w:rPr>
+      </w:pPr>
       <w:r>
-        <w:t>Backend là ph</w:t>
-      </w:r>
-      <w:r>
-        <w:t>ầ</w:t>
-      </w:r>
-      <w:r>
-        <w:t>n x</w:t>
-      </w:r>
-      <w:r>
-        <w:t>ử</w:t>
-      </w:r>
-      <w:r>
-        <w:t xml:space="preserve"> lý phía sau c</w:t>
-      </w:r>
-      <w:r>
-        <w:t>ủ</w:t>
-      </w:r>
-      <w:r>
-        <w:t>a m</w:t>
-      </w:r>
-      <w:r>
-        <w:t>ộ</w:t>
-      </w:r>
-      <w:r>
-        <w:t xml:space="preserve">t </w:t>
-      </w:r>
-      <w:r>
-        <w:t>ứ</w:t>
-      </w:r>
-      <w:r>
-        <w:t>ng d</w:t>
-      </w:r>
-      <w:r>
-        <w:t>ụ</w:t>
-      </w:r>
-      <w:r>
-        <w:t>ng ho</w:t>
-      </w:r>
-      <w:r>
-        <w:t>ặ</w:t>
-      </w:r>
-      <w:r>
-        <w:t xml:space="preserve">c website. Đây là </w:t>
-      </w:r>
-      <w:r>
-        <w:t>nơi ti</w:t>
-      </w:r>
-      <w:r>
-        <w:t>ế</w:t>
-      </w:r>
-      <w:r>
-        <w:t>p nh</w:t>
-      </w:r>
-      <w:r>
-        <w:t>ậ</w:t>
-      </w:r>
-      <w:r>
-        <w:t>n d</w:t>
-      </w:r>
-      <w:r>
-        <w:t>ữ</w:t>
-      </w:r>
-      <w:r>
-        <w:t xml:space="preserve"> li</w:t>
-      </w:r>
-      <w:r>
-        <w:t>ệ</w:t>
-      </w:r>
-      <w:r>
-        <w:t>u t</w:t>
-      </w:r>
-      <w:r>
-        <w:t>ừ</w:t>
-      </w:r>
-      <w:r>
-        <w:t xml:space="preserve"> ngư</w:t>
-      </w:r>
-      <w:r>
-        <w:t>ờ</w:t>
-      </w:r>
-      <w:r>
-        <w:t>i dùng, x</w:t>
-      </w:r>
-      <w:r>
-        <w:t>ử</w:t>
-      </w:r>
-      <w:r>
-        <w:t xml:space="preserve"> lý các yêu c</w:t>
-      </w:r>
-      <w:r>
-        <w:t>ầ</w:t>
-      </w:r>
-      <w:r>
-        <w:t>u và làm vi</w:t>
-      </w:r>
-      <w:r>
-        <w:t>ệ</w:t>
-      </w:r>
-      <w:r>
-        <w:t>c v</w:t>
-      </w:r>
-      <w:r>
-        <w:t>ớ</w:t>
-      </w:r>
-      <w:r>
-        <w:t>i cơ s</w:t>
-      </w:r>
-      <w:r>
-        <w:t>ở</w:t>
-      </w:r>
-      <w:r>
-        <w:t xml:space="preserve"> d</w:t>
-      </w:r>
-      <w:r>
-        <w:t>ữ</w:t>
-      </w:r>
-      <w:r>
-        <w:t xml:space="preserve"> li</w:t>
-      </w:r>
-      <w:r>
-        <w:t>ệ</w:t>
-      </w:r>
-      <w:r>
-        <w:t>u trư</w:t>
-      </w:r>
-      <w:r>
-        <w:t>ớ</w:t>
-      </w:r>
-      <w:r>
-        <w:t>c khi tr</w:t>
-      </w:r>
-      <w:r>
-        <w:t>ả</w:t>
-      </w:r>
-      <w:r>
-        <w:t xml:space="preserve"> k</w:t>
-      </w:r>
-      <w:r>
-        <w:t>ế</w:t>
-      </w:r>
-      <w:r>
-        <w:t>t qu</w:t>
-      </w:r>
-      <w:r>
-        <w:t>ả</w:t>
-      </w:r>
-      <w:r>
-        <w:t xml:space="preserve"> v</w:t>
-      </w:r>
-      <w:r>
-        <w:t>ề</w:t>
-      </w:r>
-      <w:r>
-        <w:t xml:space="preserve"> cho giao di</w:t>
-      </w:r>
-      <w:r>
-        <w:t>ệ</w:t>
-      </w:r>
-      <w:r>
-        <w:t>n.</w:t>
+        <w:t>Backend là phần xử lý phía sau của một ứng dụng hoặc website. Đây là nơi tiếp nhận dữ liệu từ người dùng, xử lý các yêu cầu và làm việc với cơ sở dữ liệu trước khi trả kết quả về cho giao diện.</w:t>
       </w:r>
       <w:r>
         <w:br/>
       </w:r>
       <w:r>
         <w:br/>
-        <w:t>Client – Server là mô hình ho</w:t>
       </w:r>
       <w:r>
-        <w:t>ạ</w:t>
+        <w:rPr>
+          <w:lang w:val="fr-FR"/>
+        </w:rPr>
+        <w:t>Client – Server là mô hình hoạt động phổ biến trên Internet. Client là thiết bị hoặc ứng dụng của người dùng gửi yêu cầu. Server là máy chủ tiếp nhận yêu cầu, xử lý và gửi lại kết quả cho Client.</w:t>
       </w:r>
       <w:r>
-        <w:t>t đ</w:t>
-      </w:r>
-      <w:r>
-        <w:t>ộ</w:t>
-      </w:r>
-      <w:r>
-        <w:t>ng ph</w:t>
-      </w:r>
-      <w:r>
-        <w:t>ổ</w:t>
-      </w:r>
-      <w:r>
-        <w:t xml:space="preserve"> bi</w:t>
-      </w:r>
-      <w:r>
-        <w:t>ế</w:t>
-      </w:r>
-      <w:r>
-        <w:t>n trên Internet. Client là thi</w:t>
-      </w:r>
-      <w:r>
-        <w:t>ế</w:t>
-      </w:r>
-      <w:r>
-        <w:t>t b</w:t>
-      </w:r>
-      <w:r>
-        <w:t>ị</w:t>
-      </w:r>
-      <w:r>
-        <w:t xml:space="preserve"> ho</w:t>
-      </w:r>
-      <w:r>
-        <w:t>ặ</w:t>
-      </w:r>
-      <w:r>
-        <w:t xml:space="preserve">c </w:t>
-      </w:r>
-      <w:r>
-        <w:t>ứ</w:t>
-      </w:r>
-      <w:r>
-        <w:t>ng d</w:t>
-      </w:r>
-      <w:r>
-        <w:t>ụ</w:t>
-      </w:r>
-      <w:r>
-        <w:t>ng c</w:t>
-      </w:r>
-      <w:r>
-        <w:t>ủ</w:t>
-      </w:r>
-      <w:r>
-        <w:t>a ngư</w:t>
-      </w:r>
-      <w:r>
-        <w:t>ờ</w:t>
-      </w:r>
-      <w:r>
-        <w:t>i dùng g</w:t>
-      </w:r>
-      <w:r>
-        <w:t>ử</w:t>
-      </w:r>
-      <w:r>
-        <w:t>i yêu c</w:t>
-      </w:r>
-      <w:r>
-        <w:t>ầ</w:t>
-      </w:r>
-      <w:r>
-        <w:t>u. Server l</w:t>
-      </w:r>
-      <w:r>
-        <w:t>à máy ch</w:t>
-      </w:r>
-      <w:r>
-        <w:t>ủ</w:t>
-      </w:r>
-      <w:r>
-        <w:t xml:space="preserve"> ti</w:t>
-      </w:r>
-      <w:r>
-        <w:t>ế</w:t>
-      </w:r>
-      <w:r>
-        <w:t>p nh</w:t>
-      </w:r>
-      <w:r>
-        <w:t>ậ</w:t>
-      </w:r>
-      <w:r>
-        <w:t>n yêu c</w:t>
-      </w:r>
-      <w:r>
-        <w:t>ầ</w:t>
-      </w:r>
-      <w:r>
-        <w:t>u, x</w:t>
-      </w:r>
-      <w:r>
-        <w:t>ử</w:t>
-      </w:r>
-      <w:r>
-        <w:t xml:space="preserve"> lý và g</w:t>
-      </w:r>
-      <w:r>
-        <w:t>ử</w:t>
-      </w:r>
-      <w:r>
-        <w:t>i l</w:t>
-      </w:r>
-      <w:r>
-        <w:t>ạ</w:t>
-      </w:r>
-      <w:r>
-        <w:t>i k</w:t>
-      </w:r>
-      <w:r>
-        <w:t>ế</w:t>
-      </w:r>
-      <w:r>
-        <w:t>t qu</w:t>
-      </w:r>
-      <w:r>
-        <w:t>ả</w:t>
-      </w:r>
-      <w:r>
-        <w:t xml:space="preserve"> cho Client.</w:t>
-      </w:r>
-      <w:r>
+        <w:rPr>
+          <w:lang w:val="fr-FR"/>
+        </w:rPr>
         <w:br/>
       </w:r>
       <w:r>
+        <w:rPr>
+          <w:lang w:val="fr-FR"/>
+        </w:rPr>
         <w:br/>
-        <w:t>API là c</w:t>
+        <w:t>API là cầu nối giúp các phần mềm hoặc hệ thống có thể giao tiếp với nhau. Thông qua API, một ứng dụng có thể gửi yêu cầu và nhận dữ liệu từ ứng dụng khác.</w:t>
       </w:r>
       <w:r>
-        <w:t>ầ</w:t>
-      </w:r>
-      <w:r>
-        <w:t>u n</w:t>
-      </w:r>
-      <w:r>
-        <w:t>ố</w:t>
-      </w:r>
-      <w:r>
-        <w:t>i giúp các ph</w:t>
-      </w:r>
-      <w:r>
-        <w:t>ầ</w:t>
-      </w:r>
-      <w:r>
-        <w:t>n m</w:t>
-      </w:r>
-      <w:r>
-        <w:t>ề</w:t>
-      </w:r>
-      <w:r>
-        <w:t>m ho</w:t>
-      </w:r>
-      <w:r>
-        <w:t>ặ</w:t>
-      </w:r>
-      <w:r>
-        <w:t>c h</w:t>
-      </w:r>
-      <w:r>
-        <w:t>ệ</w:t>
-      </w:r>
-      <w:r>
-        <w:t xml:space="preserve"> th</w:t>
-      </w:r>
-      <w:r>
-        <w:t>ố</w:t>
-      </w:r>
-      <w:r>
-        <w:t>ng có th</w:t>
-      </w:r>
-      <w:r>
-        <w:t>ể</w:t>
-      </w:r>
-      <w:r>
-        <w:t xml:space="preserve"> giao ti</w:t>
-      </w:r>
-      <w:r>
-        <w:t>ế</w:t>
-      </w:r>
-      <w:r>
-        <w:t>p v</w:t>
-      </w:r>
-      <w:r>
-        <w:t>ớ</w:t>
-      </w:r>
-      <w:r>
-        <w:t>i nhau. Thông qua API, m</w:t>
-      </w:r>
-      <w:r>
-        <w:t>ộ</w:t>
-      </w:r>
-      <w:r>
-        <w:t xml:space="preserve">t </w:t>
-      </w:r>
-      <w:r>
-        <w:t>ứ</w:t>
-      </w:r>
-      <w:r>
-        <w:t>ng d</w:t>
-      </w:r>
-      <w:r>
-        <w:t>ụ</w:t>
-      </w:r>
-      <w:r>
-        <w:t>ng có th</w:t>
-      </w:r>
-      <w:r>
-        <w:t>ể</w:t>
-      </w:r>
-      <w:r>
-        <w:t xml:space="preserve"> g</w:t>
-      </w:r>
-      <w:r>
-        <w:t>ử</w:t>
-      </w:r>
-      <w:r>
-        <w:t>i yêu c</w:t>
-      </w:r>
-      <w:r>
-        <w:t>ầ</w:t>
-      </w:r>
-      <w:r>
-        <w:t>u và nh</w:t>
-      </w:r>
-      <w:r>
-        <w:t>ậ</w:t>
-      </w:r>
-      <w:r>
-        <w:t>n d</w:t>
-      </w:r>
-      <w:r>
-        <w:t>ữ</w:t>
-      </w:r>
-      <w:r>
-        <w:t xml:space="preserve"> li</w:t>
-      </w:r>
-      <w:r>
-        <w:t>ệ</w:t>
-      </w:r>
-      <w:r>
-        <w:t>u t</w:t>
-      </w:r>
-      <w:r>
-        <w:t>ừ</w:t>
-      </w:r>
-      <w:r>
-        <w:t xml:space="preserve"> </w:t>
-      </w:r>
-      <w:r>
-        <w:t>ứ</w:t>
-      </w:r>
-      <w:r>
-        <w:t>ng d</w:t>
-      </w:r>
-      <w:r>
-        <w:t>ụ</w:t>
-      </w:r>
-      <w:r>
-        <w:t>ng khác.</w:t>
-      </w:r>
-      <w:r>
+        <w:rPr>
+          <w:lang w:val="fr-FR"/>
+        </w:rPr>
         <w:br/>
       </w:r>
       <w:r>
+        <w:rPr>
+          <w:lang w:val="fr-FR"/>
+        </w:rPr>
         <w:br/>
-        <w:t>JSON là đ</w:t>
-      </w:r>
-      <w:r>
-        <w:t>ị</w:t>
-      </w:r>
-      <w:r>
-        <w:t>nh d</w:t>
-      </w:r>
-      <w:r>
-        <w:t>ạ</w:t>
-      </w:r>
-      <w:r>
-        <w:t>ng d</w:t>
-      </w:r>
-      <w:r>
-        <w:t>ữ</w:t>
-      </w:r>
-      <w:r>
-        <w:t xml:space="preserve"> li</w:t>
-      </w:r>
-      <w:r>
-        <w:t>ệ</w:t>
-      </w:r>
-      <w:r>
-        <w:t>u d</w:t>
-      </w:r>
-      <w:r>
-        <w:t>ạ</w:t>
-      </w:r>
-      <w:r>
-        <w:t>ng vă</w:t>
-      </w:r>
-      <w:r>
-        <w:t>n b</w:t>
-      </w:r>
-      <w:r>
-        <w:t>ả</w:t>
-      </w:r>
-      <w:r>
-        <w:t>n đư</w:t>
-      </w:r>
-      <w:r>
-        <w:t>ợ</w:t>
-      </w:r>
-      <w:r>
-        <w:t>c s</w:t>
-      </w:r>
-      <w:r>
-        <w:t>ử</w:t>
-      </w:r>
-      <w:r>
-        <w:t xml:space="preserve"> d</w:t>
-      </w:r>
-      <w:r>
-        <w:t>ụ</w:t>
-      </w:r>
-      <w:r>
-        <w:t>ng r</w:t>
-      </w:r>
-      <w:r>
-        <w:t>ấ</w:t>
-      </w:r>
-      <w:r>
-        <w:t>t ph</w:t>
-      </w:r>
-      <w:r>
-        <w:t>ổ</w:t>
-      </w:r>
-      <w:r>
-        <w:t xml:space="preserve"> bi</w:t>
-      </w:r>
-      <w:r>
-        <w:t>ế</w:t>
-      </w:r>
-      <w:r>
-        <w:t>n khi trao đ</w:t>
-      </w:r>
-      <w:r>
-        <w:t>ổ</w:t>
-      </w:r>
-      <w:r>
-        <w:t>i d</w:t>
-      </w:r>
-      <w:r>
-        <w:t>ữ</w:t>
-      </w:r>
-      <w:r>
-        <w:t xml:space="preserve"> li</w:t>
-      </w:r>
-      <w:r>
-        <w:t>ệ</w:t>
-      </w:r>
-      <w:r>
-        <w:t>u gi</w:t>
-      </w:r>
-      <w:r>
-        <w:t>ữ</w:t>
-      </w:r>
-      <w:r>
-        <w:t>a Client và Server. JSON có c</w:t>
-      </w:r>
-      <w:r>
-        <w:t>ấ</w:t>
-      </w:r>
-      <w:r>
-        <w:t>u trúc đơn gi</w:t>
-      </w:r>
-      <w:r>
-        <w:t>ả</w:t>
-      </w:r>
-      <w:r>
-        <w:t>n, d</w:t>
-      </w:r>
-      <w:r>
-        <w:t>ễ</w:t>
-      </w:r>
-      <w:r>
-        <w:t xml:space="preserve"> đ</w:t>
-      </w:r>
-      <w:r>
-        <w:t>ọ</w:t>
-      </w:r>
-      <w:r>
-        <w:t>c và d</w:t>
-      </w:r>
-      <w:r>
-        <w:t>ễ</w:t>
-      </w:r>
-      <w:r>
-        <w:t xml:space="preserve"> x</w:t>
-      </w:r>
-      <w:r>
-        <w:t>ử</w:t>
-      </w:r>
-      <w:r>
-        <w:t xml:space="preserve"> lý.</w:t>
+        <w:t>JSON là định dạng dữ liệu dạng văn bản được sử dụng rất phổ biến khi trao đổi dữ liệu giữa Client và Server. JSON có cấu trúc đơn giản, dễ đọc và dễ xử lý.</w:t>
       </w:r>
     </w:p>
     <w:p>
       <w:pPr>
         <w:pStyle w:val="Heading2"/>
+        <w:rPr>
+          <w:lang w:val="fr-FR"/>
+        </w:rPr>
       </w:pPr>
       <w:r>
-        <w:t>Ph</w:t>
-      </w:r>
-      <w:r>
-        <w:t>ầ</w:t>
-      </w:r>
-      <w:r>
-        <w:t>n 2: Ki</w:t>
-      </w:r>
-      <w:r>
-        <w:t>ế</w:t>
-      </w:r>
-      <w:r>
-        <w:t>n th</w:t>
-      </w:r>
-      <w:r>
-        <w:t>ứ</w:t>
-      </w:r>
-      <w:r>
-        <w:t>c Web cơ b</w:t>
-      </w:r>
-      <w:r>
-        <w:t>ả</w:t>
-      </w:r>
-      <w:r>
-        <w:t>n</w:t>
+        <w:rPr>
+          <w:lang w:val="fr-FR"/>
+        </w:rPr>
+        <w:t>Phần 2: Kiến thức Web cơ bản</w:t>
       </w:r>
     </w:p>
     <w:p>
+      <w:pPr>
+        <w:rPr>
+          <w:lang w:val="fr-FR"/>
+        </w:rPr>
+      </w:pPr>
       <w:r>
-        <w:t>HTTP là giao th</w:t>
+        <w:rPr>
+          <w:lang w:val="fr-FR"/>
+        </w:rPr>
+        <w:t>HTTP là giao thức dùng để truyền dữ liệu giữa Client và Server trên môi trường web. Khi người dùng truy cập một trang web hoặc gửi dữ liệu, HTTP sẽ được sử dụng để thực hiện việc trao đổi thông tin.</w:t>
       </w:r>
       <w:r>
-        <w:t>ứ</w:t>
-      </w:r>
-      <w:r>
-        <w:t>c dùng đ</w:t>
-      </w:r>
-      <w:r>
-        <w:t>ể</w:t>
-      </w:r>
-      <w:r>
-        <w:t xml:space="preserve"> truy</w:t>
-      </w:r>
-      <w:r>
-        <w:t>ề</w:t>
-      </w:r>
-      <w:r>
-        <w:t>n d</w:t>
-      </w:r>
-      <w:r>
-        <w:t>ữ</w:t>
-      </w:r>
-      <w:r>
-        <w:t xml:space="preserve"> li</w:t>
-      </w:r>
-      <w:r>
-        <w:t>ệ</w:t>
-      </w:r>
-      <w:r>
-        <w:t>u gi</w:t>
-      </w:r>
-      <w:r>
-        <w:t>ữ</w:t>
-      </w:r>
-      <w:r>
-        <w:t>a Client và Server trên môi trư</w:t>
-      </w:r>
-      <w:r>
-        <w:t>ờ</w:t>
-      </w:r>
-      <w:r>
-        <w:t>ng web. Khi ngư</w:t>
-      </w:r>
-      <w:r>
-        <w:t>ờ</w:t>
-      </w:r>
-      <w:r>
-        <w:t xml:space="preserve">i dùng truy </w:t>
-      </w:r>
-      <w:r>
-        <w:t>c</w:t>
-      </w:r>
-      <w:r>
-        <w:t>ậ</w:t>
-      </w:r>
-      <w:r>
-        <w:t>p m</w:t>
-      </w:r>
-      <w:r>
-        <w:t>ộ</w:t>
-      </w:r>
-      <w:r>
-        <w:t>t trang web ho</w:t>
-      </w:r>
-      <w:r>
-        <w:t>ặ</w:t>
-      </w:r>
-      <w:r>
-        <w:t>c g</w:t>
-      </w:r>
-      <w:r>
-        <w:t>ử</w:t>
-      </w:r>
-      <w:r>
-        <w:t>i d</w:t>
-      </w:r>
-      <w:r>
-        <w:t>ữ</w:t>
-      </w:r>
-      <w:r>
-        <w:t xml:space="preserve"> li</w:t>
-      </w:r>
-      <w:r>
-        <w:t>ệ</w:t>
-      </w:r>
-      <w:r>
-        <w:t>u, HTTP s</w:t>
-      </w:r>
-      <w:r>
-        <w:t>ẽ</w:t>
-      </w:r>
-      <w:r>
-        <w:t xml:space="preserve"> đư</w:t>
-      </w:r>
-      <w:r>
-        <w:t>ợ</w:t>
-      </w:r>
-      <w:r>
-        <w:t>c s</w:t>
-      </w:r>
-      <w:r>
-        <w:t>ử</w:t>
-      </w:r>
-      <w:r>
-        <w:t xml:space="preserve"> d</w:t>
-      </w:r>
-      <w:r>
-        <w:t>ụ</w:t>
-      </w:r>
-      <w:r>
-        <w:t>ng đ</w:t>
-      </w:r>
-      <w:r>
-        <w:t>ể</w:t>
-      </w:r>
-      <w:r>
-        <w:t xml:space="preserve"> th</w:t>
-      </w:r>
-      <w:r>
-        <w:t>ự</w:t>
-      </w:r>
-      <w:r>
-        <w:t>c hi</w:t>
-      </w:r>
-      <w:r>
-        <w:t>ệ</w:t>
-      </w:r>
-      <w:r>
-        <w:t>n vi</w:t>
-      </w:r>
-      <w:r>
-        <w:t>ệ</w:t>
-      </w:r>
-      <w:r>
-        <w:t>c trao đ</w:t>
-      </w:r>
-      <w:r>
-        <w:t>ổ</w:t>
-      </w:r>
-      <w:r>
-        <w:t>i thông tin.</w:t>
-      </w:r>
-      <w:r>
+        <w:rPr>
+          <w:lang w:val="fr-FR"/>
+        </w:rPr>
         <w:br/>
       </w:r>
       <w:r>
+        <w:rPr>
+          <w:lang w:val="fr-FR"/>
+        </w:rPr>
         <w:br/>
-        <w:t>GET thư</w:t>
+        <w:t>GET thường được dùng để lấy dữ liệu từ Server.</w:t>
       </w:r>
       <w:r>
-        <w:t>ờ</w:t>
-      </w:r>
-      <w:r>
-        <w:t>ng đư</w:t>
-      </w:r>
-      <w:r>
-        <w:t>ợ</w:t>
-      </w:r>
-      <w:r>
-        <w:t>c dùng đ</w:t>
-      </w:r>
-      <w:r>
-        <w:t>ể</w:t>
-      </w:r>
-      <w:r>
-        <w:t xml:space="preserve"> l</w:t>
-      </w:r>
-      <w:r>
-        <w:t>ấ</w:t>
-      </w:r>
-      <w:r>
-        <w:t>y d</w:t>
-      </w:r>
-      <w:r>
-        <w:t>ữ</w:t>
-      </w:r>
-      <w:r>
-        <w:t xml:space="preserve"> li</w:t>
-      </w:r>
-      <w:r>
-        <w:t>ệ</w:t>
-      </w:r>
-      <w:r>
-        <w:t>u t</w:t>
-      </w:r>
-      <w:r>
-        <w:t>ừ</w:t>
-      </w:r>
-      <w:r>
-        <w:t xml:space="preserve"> Server.</w:t>
-      </w:r>
-      <w:r>
+        <w:rPr>
+          <w:lang w:val="fr-FR"/>
+        </w:rPr>
         <w:br/>
       </w:r>
       <w:r>
+        <w:rPr>
+          <w:lang w:val="fr-FR"/>
+        </w:rPr>
         <w:br/>
-        <w:t>POST đư</w:t>
+        <w:t>POST được sử dụng khi muốn gửi dữ liệu mới lên Server.</w:t>
       </w:r>
       <w:r>
-        <w:t>ợ</w:t>
-      </w:r>
-      <w:r>
-        <w:t>c s</w:t>
-      </w:r>
-      <w:r>
-        <w:t>ử</w:t>
-      </w:r>
-      <w:r>
-        <w:t xml:space="preserve"> d</w:t>
-      </w:r>
-      <w:r>
-        <w:t>ụ</w:t>
-      </w:r>
-      <w:r>
-        <w:t>ng khi mu</w:t>
-      </w:r>
-      <w:r>
-        <w:t>ố</w:t>
-      </w:r>
-      <w:r>
-        <w:t>n g</w:t>
-      </w:r>
-      <w:r>
-        <w:t>ử</w:t>
-      </w:r>
-      <w:r>
-        <w:t>i d</w:t>
-      </w:r>
-      <w:r>
-        <w:t>ữ</w:t>
-      </w:r>
-      <w:r>
-        <w:t xml:space="preserve"> li</w:t>
-      </w:r>
-      <w:r>
-        <w:t>ệ</w:t>
-      </w:r>
-      <w:r>
-        <w:t>u m</w:t>
-      </w:r>
-      <w:r>
-        <w:t>ớ</w:t>
-      </w:r>
-      <w:r>
-        <w:t>i lên Server.</w:t>
-      </w:r>
-      <w:r>
+        <w:rPr>
+          <w:lang w:val="fr-FR"/>
+        </w:rPr>
         <w:br/>
       </w:r>
       <w:r>
+        <w:rPr>
+          <w:lang w:val="fr-FR"/>
+        </w:rPr>
         <w:br/>
-        <w:t>PUT đư</w:t>
+        <w:t>PUT được dùng để cập nhật toàn bộ thông tin của một dữ liệu đã tồn tại.</w:t>
       </w:r>
       <w:r>
-        <w:t>ợ</w:t>
-      </w:r>
-      <w:r>
-        <w:t>c dùng đ</w:t>
-      </w:r>
-      <w:r>
-        <w:t>ể</w:t>
-      </w:r>
-      <w:r>
-        <w:t xml:space="preserve"> c</w:t>
-      </w:r>
-      <w:r>
-        <w:t>ậ</w:t>
-      </w:r>
-      <w:r>
-        <w:t>p nh</w:t>
-      </w:r>
-      <w:r>
-        <w:t>ậ</w:t>
-      </w:r>
-      <w:r>
-        <w:t>t toàn b</w:t>
-      </w:r>
-      <w:r>
-        <w:t>ộ</w:t>
-      </w:r>
-      <w:r>
-        <w:t xml:space="preserve"> thông tin c</w:t>
-      </w:r>
-      <w:r>
-        <w:t>ủ</w:t>
-      </w:r>
-      <w:r>
-        <w:t>a m</w:t>
-      </w:r>
-      <w:r>
-        <w:t>ộ</w:t>
-      </w:r>
-      <w:r>
-        <w:t>t d</w:t>
-      </w:r>
-      <w:r>
-        <w:t>ữ</w:t>
-      </w:r>
-      <w:r>
-        <w:t xml:space="preserve"> l</w:t>
-      </w:r>
-      <w:r>
-        <w:t>i</w:t>
-      </w:r>
-      <w:r>
-        <w:t>ệ</w:t>
-      </w:r>
-      <w:r>
-        <w:t>u đã t</w:t>
-      </w:r>
-      <w:r>
-        <w:t>ồ</w:t>
-      </w:r>
-      <w:r>
-        <w:t>n t</w:t>
-      </w:r>
-      <w:r>
-        <w:t>ạ</w:t>
-      </w:r>
-      <w:r>
-        <w:t>i.</w:t>
-      </w:r>
-      <w:r>
+        <w:rPr>
+          <w:lang w:val="fr-FR"/>
+        </w:rPr>
         <w:br/>
       </w:r>
       <w:r>
+        <w:rPr>
+          <w:lang w:val="fr-FR"/>
+        </w:rPr>
         <w:br/>
-        <w:t>DELETE đư</w:t>
-      </w:r>
-      <w:r>
-        <w:t>ợ</w:t>
-      </w:r>
-      <w:r>
-        <w:t>c dùng đ</w:t>
-      </w:r>
-      <w:r>
-        <w:t>ể</w:t>
-      </w:r>
-      <w:r>
-        <w:t xml:space="preserve"> xóa d</w:t>
-      </w:r>
-      <w:r>
-        <w:t>ữ</w:t>
-      </w:r>
-      <w:r>
-        <w:t xml:space="preserve"> li</w:t>
-      </w:r>
-      <w:r>
-        <w:t>ệ</w:t>
-      </w:r>
-      <w:r>
-        <w:t>u trên Server.</w:t>
+        <w:t>DELETE được dùng để xóa dữ liệu trên Server.</w:t>
       </w:r>
     </w:p>
     <w:p>
       <w:pPr>
         <w:pStyle w:val="Heading2"/>
+        <w:rPr>
+          <w:lang w:val="fr-FR"/>
+        </w:rPr>
       </w:pPr>
       <w:r>
-        <w:t>Ph</w:t>
-      </w:r>
-      <w:r>
-        <w:t>ầ</w:t>
-      </w:r>
-      <w:r>
-        <w:t>n 3: Tìm hi</w:t>
-      </w:r>
-      <w:r>
-        <w:t>ể</w:t>
-      </w:r>
-      <w:r>
-        <w:t>u FastAPI</w:t>
+        <w:rPr>
+          <w:lang w:val="fr-FR"/>
+        </w:rPr>
+        <w:t>Phần 3: Tìm hiểu FastAPI</w:t>
       </w:r>
     </w:p>
     <w:p>
+      <w:pPr>
+        <w:rPr>
+          <w:lang w:val="fr-FR"/>
+        </w:rPr>
+      </w:pPr>
       <w:r>
-        <w:t>FastAPI là m</w:t>
+        <w:rPr>
+          <w:lang w:val="fr-FR"/>
+        </w:rPr>
+        <w:t>FastAPI là một framework phát triển Web API bằng ngôn ngữ Python. Framework này được thiết kế để xây dựng các API hiện đại với tốc độ xử lý nhanh và cú pháp dễ hiểu.</w:t>
       </w:r>
       <w:r>
-        <w:t>ộ</w:t>
-      </w:r>
-      <w:r>
-        <w:t>t framework phát tri</w:t>
-      </w:r>
-      <w:r>
-        <w:t>ể</w:t>
-      </w:r>
-      <w:r>
-        <w:t>n Web API b</w:t>
-      </w:r>
-      <w:r>
-        <w:t>ằ</w:t>
-      </w:r>
-      <w:r>
-        <w:t>ng ngôn ng</w:t>
-      </w:r>
-      <w:r>
-        <w:t>ữ</w:t>
-      </w:r>
-      <w:r>
-        <w:t xml:space="preserve"> Python. Framework này đư</w:t>
-      </w:r>
-      <w:r>
-        <w:t>ợ</w:t>
-      </w:r>
-      <w:r>
-        <w:t>c thi</w:t>
-      </w:r>
-      <w:r>
-        <w:t>ế</w:t>
-      </w:r>
-      <w:r>
-        <w:t>t k</w:t>
-      </w:r>
-      <w:r>
-        <w:t>ế</w:t>
-      </w:r>
-      <w:r>
-        <w:t xml:space="preserve"> đ</w:t>
-      </w:r>
-      <w:r>
-        <w:t>ể</w:t>
-      </w:r>
-      <w:r>
-        <w:t xml:space="preserve"> xây d</w:t>
-      </w:r>
-      <w:r>
-        <w:t>ự</w:t>
-      </w:r>
-      <w:r>
-        <w:t>ng các API hi</w:t>
-      </w:r>
-      <w:r>
-        <w:t>ệ</w:t>
-      </w:r>
-      <w:r>
-        <w:t>n đ</w:t>
-      </w:r>
-      <w:r>
-        <w:t>ạ</w:t>
-      </w:r>
-      <w:r>
-        <w:t>i v</w:t>
-      </w:r>
-      <w:r>
-        <w:t>ớ</w:t>
-      </w:r>
-      <w:r>
-        <w:t>i t</w:t>
-      </w:r>
-      <w:r>
-        <w:t>ố</w:t>
-      </w:r>
-      <w:r>
-        <w:t>c đ</w:t>
-      </w:r>
-      <w:r>
-        <w:t>ộ</w:t>
-      </w:r>
-      <w:r>
-        <w:t xml:space="preserve"> x</w:t>
-      </w:r>
-      <w:r>
-        <w:t>ử</w:t>
-      </w:r>
-      <w:r>
-        <w:t xml:space="preserve"> lý nhanh và cú pháp d</w:t>
-      </w:r>
-      <w:r>
-        <w:t>ễ</w:t>
-      </w:r>
-      <w:r>
-        <w:t xml:space="preserve"> hi</w:t>
-      </w:r>
-      <w:r>
-        <w:t>ể</w:t>
-      </w:r>
-      <w:r>
-        <w:t>u.</w:t>
-      </w:r>
-      <w:r>
+        <w:rPr>
+          <w:lang w:val="fr-FR"/>
+        </w:rPr>
         <w:br/>
       </w:r>
       <w:r>
+        <w:rPr>
+          <w:lang w:val="fr-FR"/>
+        </w:rPr>
         <w:lastRenderedPageBreak/>
         <w:br/>
-        <w:t>Fa</w:t>
+        <w:t>FastAPI thường được sử dụng để xây dựng hệ thống backend, phát triển REST API, kết nối cơ sở dữ liệu và cung cấp dữ liệu cho website hoặc ứng dụng di động.</w:t>
       </w:r>
       <w:r>
-        <w:t>stAPI thư</w:t>
-      </w:r>
-      <w:r>
-        <w:t>ờ</w:t>
-      </w:r>
-      <w:r>
-        <w:t>ng đư</w:t>
-      </w:r>
-      <w:r>
-        <w:t>ợ</w:t>
-      </w:r>
-      <w:r>
-        <w:t>c s</w:t>
-      </w:r>
-      <w:r>
-        <w:t>ử</w:t>
-      </w:r>
-      <w:r>
-        <w:t xml:space="preserve"> d</w:t>
-      </w:r>
-      <w:r>
-        <w:t>ụ</w:t>
-      </w:r>
-      <w:r>
-        <w:t>ng đ</w:t>
-      </w:r>
-      <w:r>
-        <w:t>ể</w:t>
-      </w:r>
-      <w:r>
-        <w:t xml:space="preserve"> xây d</w:t>
-      </w:r>
-      <w:r>
-        <w:t>ự</w:t>
-      </w:r>
-      <w:r>
-        <w:t>ng h</w:t>
-      </w:r>
-      <w:r>
-        <w:t>ệ</w:t>
-      </w:r>
-      <w:r>
-        <w:t xml:space="preserve"> th</w:t>
-      </w:r>
-      <w:r>
-        <w:t>ố</w:t>
-      </w:r>
-      <w:r>
-        <w:t>ng backend, phát tri</w:t>
-      </w:r>
-      <w:r>
-        <w:t>ể</w:t>
-      </w:r>
-      <w:r>
-        <w:t>n REST API, k</w:t>
-      </w:r>
-      <w:r>
-        <w:t>ế</w:t>
-      </w:r>
-      <w:r>
-        <w:t>t n</w:t>
-      </w:r>
-      <w:r>
-        <w:t>ố</w:t>
-      </w:r>
-      <w:r>
-        <w:t>i cơ s</w:t>
-      </w:r>
-      <w:r>
-        <w:t>ở</w:t>
-      </w:r>
-      <w:r>
-        <w:t xml:space="preserve"> d</w:t>
-      </w:r>
-      <w:r>
-        <w:t>ữ</w:t>
-      </w:r>
-      <w:r>
-        <w:t xml:space="preserve"> li</w:t>
-      </w:r>
-      <w:r>
-        <w:t>ệ</w:t>
-      </w:r>
-      <w:r>
-        <w:t>u và cung c</w:t>
-      </w:r>
-      <w:r>
-        <w:t>ấ</w:t>
-      </w:r>
-      <w:r>
-        <w:t>p d</w:t>
-      </w:r>
-      <w:r>
-        <w:t>ữ</w:t>
-      </w:r>
-      <w:r>
-        <w:t xml:space="preserve"> li</w:t>
-      </w:r>
-      <w:r>
-        <w:t>ệ</w:t>
-      </w:r>
-      <w:r>
-        <w:t>u cho website ho</w:t>
-      </w:r>
-      <w:r>
-        <w:t>ặ</w:t>
-      </w:r>
-      <w:r>
-        <w:t xml:space="preserve">c </w:t>
-      </w:r>
-      <w:r>
-        <w:t>ứ</w:t>
-      </w:r>
-      <w:r>
-        <w:t>ng d</w:t>
-      </w:r>
-      <w:r>
-        <w:t>ụ</w:t>
-      </w:r>
-      <w:r>
-        <w:t>ng di đ</w:t>
-      </w:r>
-      <w:r>
-        <w:t>ộ</w:t>
-      </w:r>
-      <w:r>
-        <w:t>ng.</w:t>
-      </w:r>
-      <w:r>
+        <w:rPr>
+          <w:lang w:val="fr-FR"/>
+        </w:rPr>
         <w:br/>
       </w:r>
       <w:r>
+        <w:rPr>
+          <w:lang w:val="fr-FR"/>
+        </w:rPr>
         <w:br/>
-        <w:t>Theo em, FastAPI khác v</w:t>
-      </w:r>
-      <w:r>
-        <w:t>ớ</w:t>
-      </w:r>
-      <w:r>
-        <w:t>i nhi</w:t>
-      </w:r>
-      <w:r>
-        <w:t>ề</w:t>
-      </w:r>
-      <w:r>
-        <w:t>u framework web truy</w:t>
-      </w:r>
-      <w:r>
-        <w:t>ề</w:t>
-      </w:r>
-      <w:r>
-        <w:t>n th</w:t>
-      </w:r>
-      <w:r>
-        <w:t>ố</w:t>
-      </w:r>
-      <w:r>
-        <w:t xml:space="preserve">ng </w:t>
-      </w:r>
-      <w:r>
-        <w:t>ở</w:t>
-      </w:r>
-      <w:r>
-        <w:t xml:space="preserve"> ch</w:t>
-      </w:r>
-      <w:r>
-        <w:t>ỗ</w:t>
-      </w:r>
-      <w:r>
-        <w:t xml:space="preserve"> cách vi</w:t>
-      </w:r>
-      <w:r>
-        <w:t>ế</w:t>
-      </w:r>
-      <w:r>
-        <w:t>t đơn gi</w:t>
-      </w:r>
-      <w:r>
-        <w:t>ả</w:t>
-      </w:r>
-      <w:r>
-        <w:t>n hơn, d</w:t>
-      </w:r>
-      <w:r>
-        <w:t>ễ</w:t>
-      </w:r>
-      <w:r>
-        <w:t xml:space="preserve"> đ</w:t>
-      </w:r>
-      <w:r>
-        <w:t>ọ</w:t>
-      </w:r>
-      <w:r>
-        <w:t>c hơn v</w:t>
-      </w:r>
-      <w:r>
-        <w:t>à h</w:t>
-      </w:r>
-      <w:r>
-        <w:t>ỗ</w:t>
-      </w:r>
-      <w:r>
-        <w:t xml:space="preserve"> tr</w:t>
-      </w:r>
-      <w:r>
-        <w:t>ợ</w:t>
-      </w:r>
-      <w:r>
-        <w:t xml:space="preserve"> ki</w:t>
-      </w:r>
-      <w:r>
-        <w:t>ể</w:t>
-      </w:r>
-      <w:r>
-        <w:t>m tra d</w:t>
-      </w:r>
-      <w:r>
-        <w:t>ữ</w:t>
-      </w:r>
-      <w:r>
-        <w:t xml:space="preserve"> li</w:t>
-      </w:r>
-      <w:r>
-        <w:t>ệ</w:t>
-      </w:r>
-      <w:r>
-        <w:t>u r</w:t>
-      </w:r>
-      <w:r>
-        <w:t>ấ</w:t>
-      </w:r>
-      <w:r>
-        <w:t>t t</w:t>
-      </w:r>
-      <w:r>
-        <w:t>ố</w:t>
-      </w:r>
-      <w:r>
-        <w:t>t. Ngoài ra FastAPI còn có tài li</w:t>
-      </w:r>
-      <w:r>
-        <w:t>ệ</w:t>
-      </w:r>
-      <w:r>
-        <w:t>u API t</w:t>
-      </w:r>
-      <w:r>
-        <w:t>ự</w:t>
-      </w:r>
-      <w:r>
-        <w:t xml:space="preserve"> đ</w:t>
-      </w:r>
-      <w:r>
-        <w:t>ộ</w:t>
-      </w:r>
-      <w:r>
-        <w:t>ng giúp vi</w:t>
-      </w:r>
-      <w:r>
-        <w:t>ệ</w:t>
-      </w:r>
-      <w:r>
-        <w:t>c ki</w:t>
-      </w:r>
-      <w:r>
-        <w:t>ể</w:t>
-      </w:r>
-      <w:r>
-        <w:t>m th</w:t>
-      </w:r>
-      <w:r>
-        <w:t>ử</w:t>
-      </w:r>
-      <w:r>
-        <w:t xml:space="preserve"> và phát tri</w:t>
-      </w:r>
-      <w:r>
-        <w:t>ể</w:t>
-      </w:r>
-      <w:r>
-        <w:t>n thu</w:t>
-      </w:r>
-      <w:r>
-        <w:t>ậ</w:t>
-      </w:r>
-      <w:r>
-        <w:t>n ti</w:t>
-      </w:r>
-      <w:r>
-        <w:t>ệ</w:t>
-      </w:r>
-      <w:r>
-        <w:t>n hơn.</w:t>
+        <w:t>Theo em, FastAPI khác với nhiều framework web truyền thống ở chỗ cách viết đơn giản hơn, dễ đọc hơn và hỗ trợ kiểm tra dữ liệu rất tốt. Ngoài ra FastAPI còn có tài liệu API tự động giúp việc kiểm thử và phát triển thuận tiện hơn.</w:t>
       </w:r>
     </w:p>
     <w:p>
       <w:pPr>
         <w:pStyle w:val="Heading2"/>
+        <w:rPr>
+          <w:lang w:val="fr-FR"/>
+        </w:rPr>
       </w:pPr>
       <w:r>
-        <w:t>Ph</w:t>
-      </w:r>
-      <w:r>
-        <w:t>ầ</w:t>
-      </w:r>
-      <w:r>
-        <w:t>n 4: Sơ đ</w:t>
-      </w:r>
-      <w:r>
-        <w:t>ồ</w:t>
-      </w:r>
-      <w:r>
-        <w:t xml:space="preserve"> ho</w:t>
-      </w:r>
-      <w:r>
-        <w:t>ạ</w:t>
-      </w:r>
-      <w:r>
-        <w:t>t đ</w:t>
-      </w:r>
-      <w:r>
-        <w:t>ộ</w:t>
-      </w:r>
-      <w:r>
-        <w:t>ng đơn gi</w:t>
-      </w:r>
-      <w:r>
-        <w:t>ả</w:t>
-      </w:r>
-      <w:r>
-        <w:t>n</w:t>
+        <w:rPr>
+          <w:lang w:val="fr-FR"/>
+        </w:rPr>
+        <w:t>Phần 4: Sơ đồ hoạt động đơn giản</w:t>
       </w:r>
     </w:p>
     <w:p>
+      <w:pPr>
+        <w:rPr>
+          <w:lang w:val="fr-FR"/>
+        </w:rPr>
+      </w:pPr>
       <w:r>
-        <w:t>Ngư</w:t>
+        <w:rPr>
+          <w:lang w:val="fr-FR"/>
+        </w:rPr>
+        <w:t>Người dùng (Client) → Gửi yêu cầu HTTP → Server FastAPI → Xử lý dữ liệu → Trả kết quả JSON → Client hiển thị kết quả.</w:t>
       </w:r>
       <w:r>
-        <w:t>ờ</w:t>
-      </w:r>
-      <w:r>
-        <w:t>i dùng (Client) → G</w:t>
-      </w:r>
-      <w:r>
-        <w:t>ử</w:t>
-      </w:r>
-      <w:r>
-        <w:t>i yêu c</w:t>
-      </w:r>
-      <w:r>
-        <w:t>ầ</w:t>
-      </w:r>
-      <w:r>
-        <w:t>u HTTP → Server FastAPI → X</w:t>
-      </w:r>
-      <w:r>
-        <w:t>ử</w:t>
-      </w:r>
-      <w:r>
-        <w:t xml:space="preserve"> lý d</w:t>
-      </w:r>
-      <w:r>
-        <w:t>ữ</w:t>
-      </w:r>
-      <w:r>
-        <w:t xml:space="preserve"> li</w:t>
-      </w:r>
-      <w:r>
-        <w:t>ệ</w:t>
-      </w:r>
-      <w:r>
-        <w:t>u → Tr</w:t>
-      </w:r>
-      <w:r>
-        <w:t>ả</w:t>
-      </w:r>
-      <w:r>
-        <w:t xml:space="preserve"> k</w:t>
-      </w:r>
-      <w:r>
-        <w:t>ế</w:t>
-      </w:r>
-      <w:r>
-        <w:t>t qu</w:t>
-      </w:r>
-      <w:r>
-        <w:t>ả</w:t>
-      </w:r>
-      <w:r>
-        <w:t xml:space="preserve"> JSON → C</w:t>
-      </w:r>
-      <w:r>
-        <w:t>lient hi</w:t>
-      </w:r>
-      <w:r>
-        <w:t>ể</w:t>
-      </w:r>
-      <w:r>
-        <w:t>n th</w:t>
-      </w:r>
-      <w:r>
-        <w:t>ị</w:t>
-      </w:r>
-      <w:r>
-        <w:t xml:space="preserve"> k</w:t>
-      </w:r>
-      <w:r>
-        <w:t>ế</w:t>
-      </w:r>
-      <w:r>
-        <w:t>t qu</w:t>
-      </w:r>
-      <w:r>
-        <w:t>ả</w:t>
-      </w:r>
-      <w:r>
-        <w:t>.</w:t>
-      </w:r>
-      <w:r>
+        <w:rPr>
+          <w:lang w:val="fr-FR"/>
+        </w:rPr>
         <w:br/>
       </w:r>
       <w:r>
+        <w:rPr>
+          <w:lang w:val="fr-FR"/>
+        </w:rPr>
         <w:br/>
-        <w:t>Qua quá trình tìm hi</w:t>
-      </w:r>
-      <w:r>
-        <w:t>ể</w:t>
-      </w:r>
-      <w:r>
-        <w:t>u, em nh</w:t>
-      </w:r>
-      <w:r>
-        <w:t>ậ</w:t>
-      </w:r>
-      <w:r>
-        <w:t>n th</w:t>
-      </w:r>
-      <w:r>
-        <w:t>ấ</w:t>
-      </w:r>
-      <w:r>
-        <w:t>y Backend đóng vai trò quan tr</w:t>
-      </w:r>
-      <w:r>
-        <w:t>ọ</w:t>
-      </w:r>
-      <w:r>
-        <w:t>ng trong vi</w:t>
-      </w:r>
-      <w:r>
-        <w:t>ệ</w:t>
-      </w:r>
-      <w:r>
-        <w:t>c x</w:t>
-      </w:r>
-      <w:r>
-        <w:t>ử</w:t>
-      </w:r>
-      <w:r>
-        <w:t xml:space="preserve"> lý d</w:t>
-      </w:r>
-      <w:r>
-        <w:t>ữ</w:t>
-      </w:r>
-      <w:r>
-        <w:t xml:space="preserve"> li</w:t>
-      </w:r>
-      <w:r>
-        <w:t>ệ</w:t>
-      </w:r>
-      <w:r>
-        <w:t>u và v</w:t>
-      </w:r>
-      <w:r>
-        <w:t>ậ</w:t>
-      </w:r>
-      <w:r>
-        <w:t>n hành h</w:t>
-      </w:r>
-      <w:r>
-        <w:t>ệ</w:t>
-      </w:r>
-      <w:r>
-        <w:t xml:space="preserve"> th</w:t>
-      </w:r>
-      <w:r>
-        <w:t>ố</w:t>
-      </w:r>
-      <w:r>
-        <w:t>ng. FastAPI là m</w:t>
-      </w:r>
-      <w:r>
-        <w:t>ộ</w:t>
-      </w:r>
-      <w:r>
-        <w:t>t công c</w:t>
-      </w:r>
-      <w:r>
-        <w:t>ụ</w:t>
-      </w:r>
-      <w:r>
-        <w:t xml:space="preserve"> phù h</w:t>
-      </w:r>
-      <w:r>
-        <w:t>ợ</w:t>
-      </w:r>
-      <w:r>
-        <w:t>p cho ngư</w:t>
-      </w:r>
-      <w:r>
-        <w:t>ờ</w:t>
-      </w:r>
-      <w:r>
-        <w:t>i m</w:t>
-      </w:r>
-      <w:r>
-        <w:t>ớ</w:t>
-      </w:r>
-      <w:r>
-        <w:t>i h</w:t>
-      </w:r>
-      <w:r>
-        <w:t>ọ</w:t>
-      </w:r>
-      <w:r>
-        <w:t>c Python nh</w:t>
-      </w:r>
-      <w:r>
-        <w:t>ờ</w:t>
-      </w:r>
-      <w:r>
-        <w:t xml:space="preserve"> cách s</w:t>
-      </w:r>
-      <w:r>
-        <w:t>ử</w:t>
-      </w:r>
-      <w:r>
-        <w:t xml:space="preserve"> d</w:t>
-      </w:r>
-      <w:r>
-        <w:t>ụ</w:t>
-      </w:r>
-      <w:r>
-        <w:t>ng đơn gi</w:t>
-      </w:r>
-      <w:r>
-        <w:t>ả</w:t>
-      </w:r>
-      <w:r>
-        <w:t>n, t</w:t>
-      </w:r>
-      <w:r>
-        <w:t>ố</w:t>
-      </w:r>
-      <w:r>
-        <w:t>c đ</w:t>
-      </w:r>
-      <w:r>
-        <w:t>ộ</w:t>
-      </w:r>
-      <w:r>
-        <w:t xml:space="preserve"> t</w:t>
-      </w:r>
-      <w:r>
-        <w:t>ố</w:t>
-      </w:r>
-      <w:r>
-        <w:t>t và d</w:t>
-      </w:r>
-      <w:r>
-        <w:t>ễ</w:t>
-      </w:r>
-      <w:r>
-        <w:t xml:space="preserve"> m</w:t>
-      </w:r>
-      <w:r>
-        <w:t>ở</w:t>
-      </w:r>
-      <w:r>
-        <w:t xml:space="preserve"> r</w:t>
-      </w:r>
-      <w:r>
-        <w:t>ộ</w:t>
-      </w:r>
-      <w:r>
-        <w:t>ng khi phá</w:t>
-      </w:r>
-      <w:r>
-        <w:t>t tri</w:t>
-      </w:r>
-      <w:r>
-        <w:t>ể</w:t>
-      </w:r>
-      <w:r>
-        <w:t>n d</w:t>
-      </w:r>
-      <w:r>
-        <w:t>ự</w:t>
-      </w:r>
-      <w:r>
-        <w:t xml:space="preserve"> án th</w:t>
-      </w:r>
-      <w:r>
-        <w:t>ự</w:t>
-      </w:r>
-      <w:r>
-        <w:t>c t</w:t>
-      </w:r>
-      <w:r>
-        <w:t>ế</w:t>
-      </w:r>
-      <w:r>
-        <w:t>.</w:t>
+        <w:t>Qua quá trình tìm hiểu, em nhận thấy Backend đóng vai trò quan trọng trong việc xử lý dữ liệu và vận hành hệ thống. FastAPI là một công cụ phù hợp cho người mới học Python nhờ cách sử dụng đơn giản, tốc độ tốt và dễ mở rộng khi phát triển dự án thực tế.</w:t>
       </w:r>
     </w:p>
     <w:sectPr>
@@ -1809,7 +271,7 @@
 </file>
 
 <file path=word/numbering.xml><?xml version="1.0" encoding="utf-8"?>
-<w:numbering xmlns:wpc="http://schemas.microsoft.com/office/word/2010/wordprocessingCanvas" xmlns:cx="http://schemas.microsoft.com/office/drawing/2014/chartex" xmlns:cx1="http://schemas.microsoft.com/office/drawing/2015/9/8/chartex" xmlns:cx2="http://schemas.microsoft.com/office/drawing/2015/10/21/chartex" xmlns:cx3="http://schemas.microsoft.com/office/drawing/2016/5/9/chartex" xmlns:cx4="http://schemas.microsoft.com/office/drawing/2016/5/10/chartex" xmlns:cx5="http://schemas.microsoft.com/office/drawing/2016/5/11/chartex" xmlns:cx6="http://schemas.microsoft.com/office/drawing/2016/5/12/chartex" xmlns:cx7="http://schemas.microsoft.com/office/drawing/2016/5/13/chartex" xmlns:cx8="http://schemas.microsoft.com/office/drawing/2016/5/14/chartex" xmlns:mc="http://schemas.openxmlformats.org/markup-compatibility/2006" xmlns:aink="http://schemas.microsoft.com/office/drawing/2016/ink" xmlns:am3d="http://schemas.microsoft.com/office/drawing/2017/model3d" xmlns:o="urn:schemas-microsoft-com:office:office" xmlns:r="http://schemas.openxmlformats.org/officeDocument/2006/relationships" xmlns:m="http://schemas.openxmlformats.org/officeDocument/2006/math" xmlns:v="urn:schemas-microsoft-com:vml" xmlns:wp14="http://schemas.microsoft.com/office/word/2010/wordprocessingDrawing" xmlns:wp="http://schemas.openxmlformats.org/drawingml/2006/wordprocessingDrawing" xmlns:w10="urn:schemas-microsoft-com:office:word" xmlns:w="http://schemas.openxmlformats.org/wordprocessingml/2006/main" xmlns:w14="http://schemas.microsoft.com/office/word/2010/wordml" xmlns:w15="http://schemas.microsoft.com/office/word/2012/wordml" xmlns:w16cex="http://schemas.microsoft.com/office/word/2018/wordml/cex" xmlns:w16cid="http://schemas.microsoft.com/office/word/2016/wordml/cid" xmlns:w16="http://schemas.microsoft.com/office/word/2018/wordml" xmlns:w16sdtdh="http://schemas.microsoft.com/office/word/2020/wordml/sdtdatahash" xmlns:w16se="http://schemas.microsoft.com/office/word/2015/wordml/symex" xmlns:wpg="http://schemas.microsoft.com/office/word/2010/wordprocessingGroup" xmlns:wpi="http://schemas.microsoft.com/office/word/2010/wordprocessingInk" xmlns:wne="http://schemas.microsoft.com/office/word/2006/wordml" xmlns:wps="http://schemas.microsoft.com/office/word/2010/wordprocessingShape" mc:Ignorable="w14 w15 w16se w16cid w16 w16cex w16sdtdh wp14">
+<w:numbering xmlns:wpc="http://schemas.microsoft.com/office/word/2010/wordprocessingCanvas" xmlns:cx="http://schemas.microsoft.com/office/drawing/2014/chartex" xmlns:cx1="http://schemas.microsoft.com/office/drawing/2015/9/8/chartex" xmlns:cx2="http://schemas.microsoft.com/office/drawing/2015/10/21/chartex" xmlns:cx3="http://schemas.microsoft.com/office/drawing/2016/5/9/chartex" xmlns:cx4="http://schemas.microsoft.com/office/drawing/2016/5/10/chartex" xmlns:cx5="http://schemas.microsoft.com/office/drawing/2016/5/11/chartex" xmlns:cx6="http://schemas.microsoft.com/office/drawing/2016/5/12/chartex" xmlns:cx7="http://schemas.microsoft.com/office/drawing/2016/5/13/chartex" xmlns:cx8="http://schemas.microsoft.com/office/drawing/2016/5/14/chartex" xmlns:mc="http://schemas.openxmlformats.org/markup-compatibility/2006" xmlns:aink="http://schemas.microsoft.com/office/drawing/2016/ink" xmlns:am3d="http://schemas.microsoft.com/office/drawing/2017/model3d" xmlns:o="urn:schemas-microsoft-com:office:office" xmlns:oel="http://schemas.microsoft.com/office/2019/extlst" xmlns:r="http://schemas.openxmlformats.org/officeDocument/2006/relationships" xmlns:m="http://schemas.openxmlformats.org/officeDocument/2006/math" xmlns:v="urn:schemas-microsoft-com:vml" xmlns:wp14="http://schemas.microsoft.com/office/word/2010/wordprocessingDrawing" xmlns:wp="http://schemas.openxmlformats.org/drawingml/2006/wordprocessingDrawing" xmlns:w10="urn:schemas-microsoft-com:office:word" xmlns:w="http://schemas.openxmlformats.org/wordprocessingml/2006/main" xmlns:w14="http://schemas.microsoft.com/office/word/2010/wordml" xmlns:w15="http://schemas.microsoft.com/office/word/2012/wordml" xmlns:w16cex="http://schemas.microsoft.com/office/word/2018/wordml/cex" xmlns:w16cid="http://schemas.microsoft.com/office/word/2016/wordml/cid" xmlns:w16="http://schemas.microsoft.com/office/word/2018/wordml" xmlns:w16du="http://schemas.microsoft.com/office/word/2023/wordml/word16du" xmlns:w16sdtdh="http://schemas.microsoft.com/office/word/2020/wordml/sdtdatahash" xmlns:w16sdtfl="http://schemas.microsoft.com/office/word/2024/wordml/sdtformatlock" xmlns:w16se="http://schemas.microsoft.com/office/word/2015/wordml/symex" xmlns:wpg="http://schemas.microsoft.com/office/word/2010/wordprocessingGroup" xmlns:wpi="http://schemas.microsoft.com/office/word/2010/wordprocessingInk" xmlns:wne="http://schemas.microsoft.com/office/word/2006/wordml" xmlns:wps="http://schemas.microsoft.com/office/word/2010/wordprocessingShape" mc:Ignorable="w14 w15 w16se w16cid w16 w16cex w16sdtdh w16sdtfl w16du wp14">
   <w:abstractNum w:abstractNumId="0" w15:restartNumberingAfterBreak="0">
     <w:nsid w:val="FFFFFF7C"/>
     <w:multiLevelType w:val="singleLevel"/>
@@ -1981,38 +443,38 @@
       </w:rPr>
     </w:lvl>
   </w:abstractNum>
-  <w:num w:numId="1">
+  <w:num w:numId="1" w16cid:durableId="514733748">
     <w:abstractNumId w:val="8"/>
   </w:num>
-  <w:num w:numId="2">
+  <w:num w:numId="2" w16cid:durableId="380055483">
     <w:abstractNumId w:val="6"/>
   </w:num>
-  <w:num w:numId="3">
+  <w:num w:numId="3" w16cid:durableId="1854107239">
     <w:abstractNumId w:val="5"/>
   </w:num>
-  <w:num w:numId="4">
+  <w:num w:numId="4" w16cid:durableId="213857554">
     <w:abstractNumId w:val="4"/>
   </w:num>
-  <w:num w:numId="5">
+  <w:num w:numId="5" w16cid:durableId="392848566">
     <w:abstractNumId w:val="7"/>
   </w:num>
-  <w:num w:numId="6">
+  <w:num w:numId="6" w16cid:durableId="1060519305">
     <w:abstractNumId w:val="3"/>
   </w:num>
-  <w:num w:numId="7">
+  <w:num w:numId="7" w16cid:durableId="1911577073">
     <w:abstractNumId w:val="2"/>
   </w:num>
-  <w:num w:numId="8">
+  <w:num w:numId="8" w16cid:durableId="140005510">
     <w:abstractNumId w:val="1"/>
   </w:num>
-  <w:num w:numId="9">
+  <w:num w:numId="9" w16cid:durableId="220602834">
     <w:abstractNumId w:val="0"/>
   </w:num>
 </w:numbering>
 </file>
 
 <file path=word/styles.xml><?xml version="1.0" encoding="utf-8"?>
-<w:styles xmlns:mc="http://schemas.openxmlformats.org/markup-compatibility/2006" xmlns:r="http://schemas.openxmlformats.org/officeDocument/2006/relationships" xmlns:w="http://schemas.openxmlformats.org/wordprocessingml/2006/main" xmlns:w14="http://schemas.microsoft.com/office/word/2010/wordml" xmlns:w15="http://schemas.microsoft.com/office/word/2012/wordml" xmlns:w16cex="http://schemas.microsoft.com/office/word/2018/wordml/cex" xmlns:w16cid="http://schemas.microsoft.com/office/word/2016/wordml/cid" xmlns:w16="http://schemas.microsoft.com/office/word/2018/wordml" xmlns:w16sdtdh="http://schemas.microsoft.com/office/word/2020/wordml/sdtdatahash" xmlns:w16se="http://schemas.microsoft.com/office/word/2015/wordml/symex" mc:Ignorable="w14 w15 w16se w16cid w16 w16cex w16sdtdh">
+<w:styles xmlns:mc="http://schemas.openxmlformats.org/markup-compatibility/2006" xmlns:r="http://schemas.openxmlformats.org/officeDocument/2006/relationships" xmlns:w="http://schemas.openxmlformats.org/wordprocessingml/2006/main" xmlns:w14="http://schemas.microsoft.com/office/word/2010/wordml" xmlns:w15="http://schemas.microsoft.com/office/word/2012/wordml" xmlns:w16cex="http://schemas.microsoft.com/office/word/2018/wordml/cex" xmlns:w16cid="http://schemas.microsoft.com/office/word/2016/wordml/cid" xmlns:w16="http://schemas.microsoft.com/office/word/2018/wordml" xmlns:w16du="http://schemas.microsoft.com/office/word/2023/wordml/word16du" xmlns:w16sdtdh="http://schemas.microsoft.com/office/word/2020/wordml/sdtdatahash" xmlns:w16sdtfl="http://schemas.microsoft.com/office/word/2024/wordml/sdtformatlock" xmlns:w16se="http://schemas.microsoft.com/office/word/2015/wordml/symex" mc:Ignorable="w14 w15 w16se w16cid w16 w16cex w16sdtdh w16sdtfl w16du">
   <w:docDefaults>
     <w:rPrDefault>
       <w:rPr>
@@ -2296,11 +758,6 @@
     <w:lsdException w:name="Book Title" w:uiPriority="33" w:qFormat="1"/>
     <w:lsdException w:name="Bibliography" w:semiHidden="1" w:uiPriority="37" w:unhideWhenUsed="1"/>
     <w:lsdException w:name="TOC Heading" w:semiHidden="1" w:uiPriority="39" w:unhideWhenUsed="1" w:qFormat="1"/>
-    <w:lsdException w:name="Plain Table 5" w:semiHidden="1" w:unhideWhenUsed="1"/>
-    <w:lsdException w:name="Grid Table Light" w:semiHidden="1" w:unhideWhenUsed="1"/>
-    <w:lsdException w:name="Grid Table 1 Light" w:semiHidden="1" w:unhideWhenUsed="1"/>
-    <w:lsdException w:name="Grid Table 2" w:semiHidden="1" w:unhideWhenUsed="1"/>
-    <w:lsdException w:name="Grid Table 3" w:semiHidden="1" w:unhideWhenUsed="1"/>
     <w:lsdException w:name="Grid Table 4" w:uiPriority="49"/>
     <w:lsdException w:name="Grid Table 5 Dark" w:uiPriority="50"/>
     <w:lsdException w:name="Grid Table 6 Colorful" w:uiPriority="51"/>
